--- a/tai-lieu-noi-bo/moscow/garage-museum.docx
+++ b/tai-lieu-noi-bo/moscow/garage-museum.docx
@@ -63,7 +63,7 @@
         <w:pStyle w:val="ListBullet"/>
       </w:pPr>
       <w:r>
-        <w:t>Bức tranh khảm mosaic Xô-viết cùng gạch men, gạch trần cũ được giữ nguyên như những vết sẹo đẹp đẽ của thời gian trong lòng bảo tàng.</w:t>
+        <w:t>Bức tranh khảm mosaic Xô-viết (thiếu nữ hiện thân một mùa trong năm — đa số nguồn nói Mùa Thu) cùng gạch men, gạch trần cũ được giữ nguyên như những vết sẹo đẹp đẽ của thời gian.</w:t>
       </w:r>
     </w:p>
     <w:p>
@@ -71,7 +71,7 @@
         <w:pStyle w:val="ListBullet"/>
       </w:pPr>
       <w:r>
-        <w:t>Hai cánh cửa trượt đứng rộng 11 mét, khi mở nâng cao tới 7 mét trên mái, biến sảnh chính thành sân khấu mở nhìn ra công viên.</w:t>
+        <w:t>Lớp vỏ polycarbonate hai lớp do hãng Dott. Gallina (Ý) chế tạo; hai cánh cửa trượt đứng rộng ~11 mét mở toang sảnh chính ra công viên; ban đêm cả khối nhà phát sáng như đèn lồng.</w:t>
       </w:r>
     </w:p>
     <w:p>
@@ -79,7 +79,7 @@
         <w:pStyle w:val="ListBullet"/>
       </w:pPr>
       <w:r>
-        <w:t>Bảo tàng nghệ thuật đương đại tư nhân, phi lợi nhuận đầu tiên và có tầm ảnh hưởng bậc nhất của nước Nga, thành lập năm 2008.</w:t>
+        <w:t>Sảnh Atrium với tác phẩm đặt riêng: khai trương 2015 bằng công trình «Come to Garage!» khổng lồ (~9,5 × 11 m) của danh hoạ Erik Bulatov.</w:t>
       </w:r>
     </w:p>
     <w:p>
@@ -87,7 +87,23 @@
         <w:pStyle w:val="ListBullet"/>
       </w:pPr>
       <w:r>
-        <w:t>Thư viện mở miễn phí với hơn 53.000 đầu sách và Kho Lưu trữ nghệ thuật Nga (RAAN) từ thập niên 1950 đến nay.</w:t>
+        <w:t>Bảo tàng nghệ thuật đương đại tư nhân, phi lợi nhuận đầu tiên và có tầm ảnh hưởng bậc nhất của nước Nga, thành lập năm 2008 (Dasha Zhukova &amp; Roman Abramovich).</w:t>
+      </w:r>
+    </w:p>
+    <w:p>
+      <w:pPr>
+        <w:pStyle w:val="ListBullet"/>
+      </w:pPr>
+      <w:r>
+        <w:t>Vốn là 'kunsthalle' không có bộ sưu tập cố định (triển lãm luân phiên liên tục); từ 2024 mới lập bộ sưu tập nghệ thuật Nga từ 1980, trưng bày dạng «kho mở».</w:t>
+      </w:r>
+    </w:p>
+    <w:p>
+      <w:pPr>
+        <w:pStyle w:val="ListBullet"/>
+      </w:pPr>
+      <w:r>
+        <w:t>Thư viện mở miễn phí hơn 53.000 đầu sách và Kho Lưu trữ nghệ thuật Nga (RAAN) từ thập niên 1950 đến nay.</w:t>
       </w:r>
     </w:p>
     <w:p>
@@ -342,6 +358,49 @@
         <w:rPr>
           <w:color w:val="152C4E"/>
         </w:rPr>
+        <w:t>Những dấu vết Xô-viết được giữ lại: bức mosaic «Bốn Mùa» &amp; lớp vỏ polycarbonate</w:t>
+      </w:r>
+    </w:p>
+    <w:p>
+      <w:pPr>
+        <w:jc w:val="both"/>
+      </w:pPr>
+      <w:r>
+        <w:t>Điều làm nên linh hồn của Garage là cách kiến trúc sư Rem Koolhaas cố tình GIỮ LẠI những dấu vết của nhà hàng Xô-viết «Bốn Mùa» thay vì xoá sạch. Bên trong, du khách bắt gặp những mảng tường gạch men xanh – nâu, những bức tường gạch trần, cột và sàn bê tông thô ráp — nhiều chỗ còn nguyên vẻ sờn cũ, được phô bày như 'vết sẹo đẹp đẽ' chứ không che giấu.</w:t>
+      </w:r>
+    </w:p>
+    <w:p>
+      <w:pPr>
+        <w:jc w:val="both"/>
+      </w:pPr>
+      <w:r>
+        <w:t>Báu vật được nhắc đến nhiều nhất là một bức tranh khảm mosaic Xô-viết còn sót lại, khắc hoạ hình một thiếu nữ hiện thân cho một mùa trong năm — phần trang trí thuộc chủ đề «Bốn Mùa» của nhà hàng cũ. Đa số nguồn mô tả đó là hình ảnh Mùa Thu (thiếu nữ tóc hung giữa tán lá), một vài nguồn lại nói là Mùa Hè; điểm chung là bức mosaic đã bị hư hại một phần và được cố ý để nguyên hiện trạng. Đây là chi tiết 'ăn ảnh' và giàu ý nghĩa mà hướng dẫn viên nên chỉ cho khách.</w:t>
+      </w:r>
+    </w:p>
+    <w:p>
+      <w:pPr>
+        <w:jc w:val="both"/>
+      </w:pPr>
+      <w:r>
+        <w:t>Về kỹ thuật, lớp vỏ ngoài đặc trưng của toà nhà là hệ mặt tiền hai lớp bằng nhựa polycarbonate trong mờ do hãng Dott. Gallina (Ý) chế tạo, hai lớp cách nhau một khe khí khoảng 80 cm để cách nhiệt và tán sáng. Lớp vỏ được nâng khỏi mặt đất chừng 2–2,25 mét, khiến toà nhà như lơ lửng; ban đêm cả khối phát sáng dịu và có thể biến thành một 'màn chiếu' khổng lồ. Hai cánh cửa trượt đứng rộng khoảng 10–11 mét (số liệu hơi vênh giữa các nguồn) có thể mở toang, nối liền sảnh chính với công viên.</w:t>
+      </w:r>
+    </w:p>
+    <w:p>
+      <w:pPr>
+        <w:jc w:val="both"/>
+      </w:pPr>
+      <w:r>
+        <w:t>Gợi ý cách kể cho khách Việt: đây là bài học kinh điển về 'tái sinh di sản' (adaptive reuse) — thay vì phá bỏ một phế tích, người ta mặc cho nó một lớp áo mới và để quá khứ đối thoại với hiện tại. Có thể mời khách 'chơi trò' phân biệt đâu là dấu vết Xô-viết cũ, đâu là can thiệp mới của Koolhaas.</w:t>
+      </w:r>
+    </w:p>
+    <w:p>
+      <w:pPr>
+        <w:pStyle w:val="Heading1"/>
+      </w:pPr>
+      <w:r>
+        <w:rPr>
+          <w:color w:val="152C4E"/>
+        </w:rPr>
         <w:t>Những điểm nhấn không thể bỏ lỡ</w:t>
       </w:r>
     </w:p>
@@ -366,7 +425,7 @@
         <w:jc w:val="both"/>
       </w:pPr>
       <w:r>
-        <w:t>Các phòng triển lãm luân phiên là trái tim của Garage. Do bảo tàng không trưng bày cố định một bộ sưu tập duy nhất mà liên tục thay đổi chương trình, mỗi lần ghé thăm là một trải nghiệm khác nhau. Garage từng tổ chức nhiều triển lãm đình đám, chẳng hạn triển lãm của nghệ sĩ Nhật Bản Takashi Murakami (Ta-ka-si Mu-ra-ka-mi) năm 2017 thu hút đông đảo công chúng. Vì thế, hãy kiểm tra lịch triển lãm trước khi đi để biết mình sắp được xem gì.</w:t>
+        <w:t>Các phòng triển lãm luân phiên là trái tim của Garage. Do bảo tàng không trưng bày cố định một bộ sưu tập duy nhất mà liên tục thay đổi chương trình, mỗi lần ghé thăm là một trải nghiệm khác nhau. Garage từng tổ chức nhiều triển lãm đình đám của các tên tuổi quốc tế lớn — trong đó có nghệ sĩ Nhật Bản Takashi Murakami (Ta-ka-si Mu-ra-ka-mi), tuy năm tổ chức cần kiểm chứng lại. Vì thế, hãy kiểm tra lịch triển lãm trước khi đi để biết mình sắp được xem gì.</w:t>
       </w:r>
     </w:p>
     <w:p>
@@ -391,6 +450,49 @@
       </w:pPr>
       <w:r>
         <w:t>Cuối cùng, đừng bỏ lỡ sân thượng, quán cà phê và cửa hàng sách. Sân thượng mở ra tầm nhìn thoáng đãng xuống công viên; quán cà phê phục vụ cả thực đơn chay và các món Nga cùng rượu vang nội địa; còn cửa hàng sách là thiên đường cho những ai mê sách nghệ thuật, ấn phẩm của chính bảo tàng và các món quà lưu niệm do nghệ sĩ thiết kế. Vào mùa hè, rạp chiếu phim ngoài trời Garage Screen trên quảng trường trước bảo tàng cũng là một trải nghiệm khó quên.</w:t>
+      </w:r>
+    </w:p>
+    <w:p>
+      <w:pPr>
+        <w:pStyle w:val="Heading1"/>
+      </w:pPr>
+      <w:r>
+        <w:rPr>
+          <w:color w:val="152C4E"/>
+        </w:rPr>
+        <w:t>Những tác phẩm &amp; triển lãm để đời</w:t>
+      </w:r>
+    </w:p>
+    <w:p>
+      <w:pPr>
+        <w:jc w:val="both"/>
+      </w:pPr>
+      <w:r>
+        <w:t>Trái tim của Garage là sảnh Atrium thông tầng ở giữa toà nhà, nơi bảo tàng đặt hàng các tác phẩm 'may đo' riêng cho không gian (site-specific commission). Tác phẩm mở màn năm 2015 là «Come to Garage!» (Идите в Гараж!) của danh hoạ Erik Bulatov (E-rích Bu-la-tốp) — một công trình cao khoảng 9,5 m, rộng 11 m gồm hai bức tranh khổ lớn với dòng chữ toả ra trong những tia nắng bình minh, gợi nhớ áp phích quảng cáo của Mayakovsky thập niên 1920. Đây là tác phẩm quy mô lớn đầu tiên của Bulatov được đặt làm tại Moskva, nhìn thấy được từ ngoài công viên.</w:t>
+      </w:r>
+    </w:p>
+    <w:p>
+      <w:pPr>
+        <w:jc w:val="both"/>
+      </w:pPr>
+      <w:r>
+        <w:t>Mùa khai trương 2015 còn ghi dấu nhiều tên tuổi quốc tế: Yayoi Kusama (Y-a-y-ôi Ku-sa-ma) lần đầu có triển lãm cá nhân tại Nga với căn phòng 'gương vô cực' và những hàng cây được quấn vải chấm bi trên lối vào; Rirkrit Tiravanija bày những bàn bóng bàn cho khách chơi và phục vụ món bánh xếp pelmeni kiểu Nga; còn Taryn Simon trưng tác phẩm «Black Square XVII» làm từ thuỷ tinh nhiễm xạ, thực hiện cùng tập đoàn Rosatom.</w:t>
+      </w:r>
+    </w:p>
+    <w:p>
+      <w:pPr>
+        <w:jc w:val="both"/>
+      </w:pPr>
+      <w:r>
+        <w:t>Qua nhiều năm, Garage đã giới thiệu tới công chúng Nga các tên tuổi hàng đầu thế giới — trong đó có những triển lãm cá nhân đầu tiên tại Nga của Louise Bourgeois, Mark Rothko, James Turrell, Marina Abramović, Antony Gormley, Urs Fischer… Vì bảo tàng vốn không có bộ sưu tập treo cố định mà liên tục thay chương trình, mỗi lần ghé thăm là một trải nghiệm khác nhau.</w:t>
+      </w:r>
+    </w:p>
+    <w:p>
+      <w:pPr>
+        <w:jc w:val="both"/>
+      </w:pPr>
+      <w:r>
+        <w:t>Gợi ý cho hướng dẫn viên: hãy kể tên vài tác phẩm 'để đời' như «Come to Garage!» của Bulatov hay phòng gương của Kusama để khách hình dung tầm vóc bảo tàng, nhưng luôn nói rõ rằng triển lãm hiện tại có thể hoàn toàn khác — nên kiểm tra lịch trước khi đưa đoàn tới, tránh hứa hẹn một tác phẩm cụ thể.</w:t>
       </w:r>
     </w:p>
     <w:p>
@@ -568,6 +670,41 @@
       </w:pPr>
       <w:r>
         <w:t>Cuối cùng, hãy tận dụng vị trí đắc địa của Garage. Chỉ cần băng qua cầu Krymsky là bạn đã tới Phòng trưng bày Tretyakov Mới và Công viên Điêu khắc Muzeon; đi bộ trong Công viên Gorky là ra tới các bến sông Moskva. Lên kế hoạch gộp các điểm này trong cùng một ngày sẽ giúp bạn tận hưởng trọn vẹn cả một vùng văn hoá sôi động bên bờ sông.</w:t>
+      </w:r>
+    </w:p>
+    <w:p>
+      <w:pPr>
+        <w:pStyle w:val="Heading1"/>
+      </w:pPr>
+      <w:r>
+        <w:rPr>
+          <w:color w:val="152C4E"/>
+        </w:rPr>
+        <w:t>Cập nhật hiện trạng (cần kiểm chứng trước khi đi)</w:t>
+      </w:r>
+    </w:p>
+    <w:p>
+      <w:pPr>
+        <w:jc w:val="both"/>
+      </w:pPr>
+      <w:r>
+        <w:t>Từ năm 2022, Garage đã tạm dừng chương trình các triển lãm quốc tế quy mô lớn và chuyển trọng tâm sang bộ sưu tập riêng cùng khu 'kho mở', Kho Lưu trữ và mạng lưới RAAN, thư viện, chương trình điện ảnh Garage Screen, cùng các hoạt động giáo dục và tiếp cận cộng đồng. Nói cách khác, tinh thần 'bảo tàng mở, làm việc với ký ức nghệ thuật Nga' vẫn tiếp diễn, dù ít 'bom tấn' quốc tế hơn trước.</w:t>
+      </w:r>
+    </w:p>
+    <w:p>
+      <w:pPr>
+        <w:jc w:val="both"/>
+      </w:pPr>
+      <w:r>
+        <w:t>Theo trang chính thức, toà nhà vẫn MỞ CỬA đón khách (khung giờ tham khảo 11:00–22:00, vé khu kho mở khoảng 600 rúp kèm nhiều nhóm được miễn phí). Tuy vậy, đây là thông tin dễ thay đổi.</w:t>
+      </w:r>
+    </w:p>
+    <w:p>
+      <w:pPr>
+        <w:jc w:val="both"/>
+      </w:pPr>
+      <w:r>
+        <w:t>Vì lịch triển lãm, giờ mở cửa và giá vé có thể thay đổi theo từng thời điểm, hướng dẫn viên NÊN kiểm tra lại trực tiếp trên garagemca.org ngay trước ngày đưa đoàn tới, và không hứa trước với khách về một triển lãm cụ thể. Đây là điểm đến mà sự linh hoạt trong lịch trình sẽ giúp chuyến đi trọn vẹn hơn.</w:t>
       </w:r>
     </w:p>
     <w:p>
@@ -921,6 +1058,51 @@
       </w:r>
     </w:p>
     <w:p>
+      <w:r>
+        <w:rPr>
+          <w:sz w:val="22"/>
+        </w:rPr>
+        <w:t xml:space="preserve">• Bảo tàng Garage — «Come to Garage!» của Erik Bulatov (Atrium 2015) — </w:t>
+      </w:r>
+      <w:r>
+        <w:rPr>
+          <w:color w:val="204A86"/>
+          <w:sz w:val="20"/>
+        </w:rPr>
+        <w:t>https://garagemca.org/en/exhibition/erik-bulatov-come-to-garage</w:t>
+      </w:r>
+    </w:p>
+    <w:p>
+      <w:r>
+        <w:rPr>
+          <w:sz w:val="22"/>
+        </w:rPr>
+        <w:t xml:space="preserve">• The Art Newspaper — Garage mở cửa toà nhà OMA (2015) — </w:t>
+      </w:r>
+      <w:r>
+        <w:rPr>
+          <w:color w:val="204A86"/>
+          <w:sz w:val="20"/>
+        </w:rPr>
+        <w:t>https://www.theartnewspaper.com/2015/06/11/moscows-garage-museum-opens-with-one-eye-on-soviet-past-the-other-on-the-future</w:t>
+      </w:r>
+    </w:p>
+    <w:p>
+      <w:r>
+        <w:rPr>
+          <w:sz w:val="22"/>
+        </w:rPr>
+        <w:t xml:space="preserve">• Музей современного искусства «Гараж» — Wikipedia (tiếng Nga) — </w:t>
+      </w:r>
+      <w:r>
+        <w:rPr>
+          <w:color w:val="204A86"/>
+          <w:sz w:val="20"/>
+        </w:rPr>
+        <w:t>https://ru.wikipedia.org/wiki/Музей_современного_искусства_«Гараж»</w:t>
+      </w:r>
+    </w:p>
+    <w:p>
       <w:pPr>
         <w:pStyle w:val="Heading2"/>
       </w:pPr>
@@ -1006,11 +1188,38 @@
     <w:p>
       <w:r>
         <w:rPr>
+          <w:color w:val="5C6773"/>
+          <w:sz w:val="20"/>
+        </w:rPr>
+        <w:t>Bảo tàng Garage (garagemca.org) &amp; The Art Newspaper (2015) — sảnh Atrium đặt tác phẩm riêng, mở màn bằng «Come to Garage!» của Erik Bulatov (~9,5 × 11 m); mùa khai trương 2015 có Yayoi Kusama (triển lãm cá nhân đầu tiên tại Nga, phòng gương vô cực), Rirkrit Tiravanija (bàn bóng bàn + pelmeni), Taryn Simon «Black Square XVII» (thuỷ tinh nhiễm xạ, làm cùng Rosatom).</w:t>
+      </w:r>
+    </w:p>
+    <w:p>
+      <w:r>
+        <w:rPr>
+          <w:color w:val="5C6773"/>
+          <w:sz w:val="20"/>
+        </w:rPr>
+        <w:t>Về bức mosaic được bảo tồn: các nguồn không thống nhất chủ đề — phần lớn (vd artcritical, RU Wikipedia) mô tả là hình thiếu nữ hiện thân MÙA THU, một nguồn (Inexhibit) nói là Mùa Hè; đều đồng ý bức tranh bị hư hại một phần và được giữ nguyên hiện trạng. Lớp vỏ polycarbonate hai lớp của hãng Dott. Gallina (Ý), khe khí ~80 cm (nguồn The Plan).</w:t>
+      </w:r>
+    </w:p>
+    <w:p>
+      <w:r>
+        <w:rPr>
+          <w:color w:val="5C6773"/>
+          <w:sz w:val="20"/>
+        </w:rPr>
+        <w:t>Hiện trạng 2022–2026 (CẦN KIỂM CHỨNG trước khi đi): từ 26/2/2022 Garage thông báo tạm dừng chương trình triển lãm; bảo tàng vẫn mở cửa, chuyển trọng tâm sang bộ sưu tập / 'kho mở', kho lưu trữ, thư viện, Garage Screen, giáo dục. Trang chính thức garagemca.org (truy cập 9/2026) hiển thị mở cửa 11:00–22:00, vé kho mở ~600 rúp — lịch triển lãm, giờ và giá vé cần kiểm tra lại theo thời điểm.</w:t>
+      </w:r>
+    </w:p>
+    <w:p>
+      <w:r>
+        <w:rPr>
           <w:i/>
           <w:color w:val="5C6773"/>
           <w:sz w:val="18"/>
         </w:rPr>
-        <w:t>Tài liệu nội bộ — không dùng cho mục đích public. Biên soạn nguyên gốc, có dẫn nguồn. Cập nhật 2026-08-11.</w:t>
+        <w:t>Tài liệu nội bộ — không dùng cho mục đích public. Biên soạn nguyên gốc, có dẫn nguồn. Cập nhật 2026-09-28.</w:t>
       </w:r>
     </w:p>
     <w:sectPr>
